--- a/tillsyn/A 24799-2026 tillsynsbegäran.docx
+++ b/tillsyn/A 24799-2026 tillsynsbegäran.docx
@@ -588,7 +588,7 @@
     <w:r>
       <w:tab/>
       <w:tab/>
-      <w:t>2026-09-14</w:t>
+      <w:t>2026-09-15</w:t>
       <w:br/>
       <w:br/>
     </w:r>

--- a/tillsyn/A 24799-2026 tillsynsbegäran.docx
+++ b/tillsyn/A 24799-2026 tillsynsbegäran.docx
@@ -588,7 +588,7 @@
     <w:r>
       <w:tab/>
       <w:tab/>
-      <w:t>2026-09-15</w:t>
+      <w:t>2026-09-16</w:t>
       <w:br/>
       <w:br/>
     </w:r>

--- a/tillsyn/A 24799-2026 tillsynsbegäran.docx
+++ b/tillsyn/A 24799-2026 tillsynsbegäran.docx
@@ -588,7 +588,7 @@
     <w:r>
       <w:tab/>
       <w:tab/>
-      <w:t>2026-09-16</w:t>
+      <w:t>2026-09-17</w:t>
       <w:br/>
       <w:br/>
     </w:r>

--- a/tillsyn/A 24799-2026 tillsynsbegäran.docx
+++ b/tillsyn/A 24799-2026 tillsynsbegäran.docx
@@ -588,7 +588,7 @@
     <w:r>
       <w:tab/>
       <w:tab/>
-      <w:t>2026-09-17</w:t>
+      <w:t>2026-09-18</w:t>
       <w:br/>
       <w:br/>
     </w:r>

--- a/tillsyn/A 24799-2026 tillsynsbegäran.docx
+++ b/tillsyn/A 24799-2026 tillsynsbegäran.docx
@@ -588,7 +588,7 @@
     <w:r>
       <w:tab/>
       <w:tab/>
-      <w:t>2026-09-18</w:t>
+      <w:t>2026-09-19</w:t>
       <w:br/>
       <w:br/>
     </w:r>

--- a/tillsyn/A 24799-2026 tillsynsbegäran.docx
+++ b/tillsyn/A 24799-2026 tillsynsbegäran.docx
@@ -588,7 +588,7 @@
     <w:r>
       <w:tab/>
       <w:tab/>
-      <w:t>2026-09-19</w:t>
+      <w:t>2026-09-21</w:t>
       <w:br/>
       <w:br/>
     </w:r>

--- a/tillsyn/A 24799-2026 tillsynsbegäran.docx
+++ b/tillsyn/A 24799-2026 tillsynsbegäran.docx
@@ -588,7 +588,7 @@
     <w:r>
       <w:tab/>
       <w:tab/>
-      <w:t>2026-09-21</w:t>
+      <w:t>2026-09-23</w:t>
       <w:br/>
       <w:br/>
     </w:r>

--- a/tillsyn/A 24799-2026 tillsynsbegäran.docx
+++ b/tillsyn/A 24799-2026 tillsynsbegäran.docx
@@ -588,7 +588,7 @@
     <w:r>
       <w:tab/>
       <w:tab/>
-      <w:t>2026-09-23</w:t>
+      <w:t>2026-09-24</w:t>
       <w:br/>
       <w:br/>
     </w:r>

--- a/tillsyn/A 24799-2026 tillsynsbegäran.docx
+++ b/tillsyn/A 24799-2026 tillsynsbegäran.docx
@@ -588,7 +588,7 @@
     <w:r>
       <w:tab/>
       <w:tab/>
-      <w:t>2026-09-24</w:t>
+      <w:t>2026-09-25</w:t>
       <w:br/>
       <w:br/>
     </w:r>

--- a/tillsyn/A 24799-2026 tillsynsbegäran.docx
+++ b/tillsyn/A 24799-2026 tillsynsbegäran.docx
@@ -588,7 +588,7 @@
     <w:r>
       <w:tab/>
       <w:tab/>
-      <w:t>2026-09-25</w:t>
+      <w:t>2026-09-26</w:t>
       <w:br/>
       <w:br/>
     </w:r>

--- a/tillsyn/A 24799-2026 tillsynsbegäran.docx
+++ b/tillsyn/A 24799-2026 tillsynsbegäran.docx
@@ -588,7 +588,7 @@
     <w:r>
       <w:tab/>
       <w:tab/>
-      <w:t>2026-09-26</w:t>
+      <w:t>2026-09-27</w:t>
       <w:br/>
       <w:br/>
     </w:r>

--- a/tillsyn/A 24799-2026 tillsynsbegäran.docx
+++ b/tillsyn/A 24799-2026 tillsynsbegäran.docx
@@ -588,7 +588,7 @@
     <w:r>
       <w:tab/>
       <w:tab/>
-      <w:t>2026-09-27</w:t>
+      <w:t>2026-09-28</w:t>
       <w:br/>
       <w:br/>
     </w:r>

--- a/tillsyn/A 24799-2026 tillsynsbegäran.docx
+++ b/tillsyn/A 24799-2026 tillsynsbegäran.docx
@@ -588,7 +588,7 @@
     <w:r>
       <w:tab/>
       <w:tab/>
-      <w:t>2026-09-28</w:t>
+      <w:t>2026-09-29</w:t>
       <w:br/>
       <w:br/>
     </w:r>

--- a/tillsyn/A 24799-2026 tillsynsbegäran.docx
+++ b/tillsyn/A 24799-2026 tillsynsbegäran.docx
@@ -588,7 +588,7 @@
     <w:r>
       <w:tab/>
       <w:tab/>
-      <w:t>2026-09-29</w:t>
+      <w:t>2026-09-30</w:t>
       <w:br/>
       <w:br/>
     </w:r>

--- a/tillsyn/A 24799-2026 tillsynsbegäran.docx
+++ b/tillsyn/A 24799-2026 tillsynsbegäran.docx
@@ -588,7 +588,7 @@
     <w:r>
       <w:tab/>
       <w:tab/>
-      <w:t>2026-09-30</w:t>
+      <w:t>2026-10-01</w:t>
       <w:br/>
       <w:br/>
     </w:r>

--- a/tillsyn/A 24799-2026 tillsynsbegäran.docx
+++ b/tillsyn/A 24799-2026 tillsynsbegäran.docx
@@ -588,7 +588,7 @@
     <w:r>
       <w:tab/>
       <w:tab/>
-      <w:t>2026-10-01</w:t>
+      <w:t>2026-10-02</w:t>
       <w:br/>
       <w:br/>
     </w:r>

--- a/tillsyn/A 24799-2026 tillsynsbegäran.docx
+++ b/tillsyn/A 24799-2026 tillsynsbegäran.docx
@@ -588,7 +588,7 @@
     <w:r>
       <w:tab/>
       <w:tab/>
-      <w:t>2026-10-02</w:t>
+      <w:t>2026-10-03</w:t>
       <w:br/>
       <w:br/>
     </w:r>

--- a/tillsyn/A 24799-2026 tillsynsbegäran.docx
+++ b/tillsyn/A 24799-2026 tillsynsbegäran.docx
@@ -588,7 +588,7 @@
     <w:r>
       <w:tab/>
       <w:tab/>
-      <w:t>2026-10-03</w:t>
+      <w:t>2026-10-04</w:t>
       <w:br/>
       <w:br/>
     </w:r>

--- a/tillsyn/A 24799-2026 tillsynsbegäran.docx
+++ b/tillsyn/A 24799-2026 tillsynsbegäran.docx
@@ -588,7 +588,7 @@
     <w:r>
       <w:tab/>
       <w:tab/>
-      <w:t>2026-10-04</w:t>
+      <w:t>2026-10-05</w:t>
       <w:br/>
       <w:br/>
     </w:r>

--- a/tillsyn/A 24799-2026 tillsynsbegäran.docx
+++ b/tillsyn/A 24799-2026 tillsynsbegäran.docx
@@ -588,7 +588,7 @@
     <w:r>
       <w:tab/>
       <w:tab/>
-      <w:t>2026-10-05</w:t>
+      <w:t>2026-10-06</w:t>
       <w:br/>
       <w:br/>
     </w:r>

--- a/tillsyn/A 24799-2026 tillsynsbegäran.docx
+++ b/tillsyn/A 24799-2026 tillsynsbegäran.docx
@@ -588,7 +588,7 @@
     <w:r>
       <w:tab/>
       <w:tab/>
-      <w:t>2026-10-06</w:t>
+      <w:t>2026-10-07</w:t>
       <w:br/>
       <w:br/>
     </w:r>

--- a/tillsyn/A 24799-2026 tillsynsbegäran.docx
+++ b/tillsyn/A 24799-2026 tillsynsbegäran.docx
@@ -588,7 +588,7 @@
     <w:r>
       <w:tab/>
       <w:tab/>
-      <w:t>2026-10-07</w:t>
+      <w:t>2026-10-08</w:t>
       <w:br/>
       <w:br/>
     </w:r>

--- a/tillsyn/A 24799-2026 tillsynsbegäran.docx
+++ b/tillsyn/A 24799-2026 tillsynsbegäran.docx
@@ -588,7 +588,7 @@
     <w:r>
       <w:tab/>
       <w:tab/>
-      <w:t>2026-10-08</w:t>
+      <w:t>2026-10-09</w:t>
       <w:br/>
       <w:br/>
     </w:r>

--- a/tillsyn/A 24799-2026 tillsynsbegäran.docx
+++ b/tillsyn/A 24799-2026 tillsynsbegäran.docx
@@ -588,7 +588,7 @@
     <w:r>
       <w:tab/>
       <w:tab/>
-      <w:t>2026-10-09</w:t>
+      <w:t>2026-10-10</w:t>
       <w:br/>
       <w:br/>
     </w:r>

--- a/tillsyn/A 24799-2026 tillsynsbegäran.docx
+++ b/tillsyn/A 24799-2026 tillsynsbegäran.docx
@@ -588,7 +588,7 @@
     <w:r>
       <w:tab/>
       <w:tab/>
-      <w:t>2026-10-10</w:t>
+      <w:t>2026-10-11</w:t>
       <w:br/>
       <w:br/>
     </w:r>

--- a/tillsyn/A 24799-2026 tillsynsbegäran.docx
+++ b/tillsyn/A 24799-2026 tillsynsbegäran.docx
@@ -588,7 +588,7 @@
     <w:r>
       <w:tab/>
       <w:tab/>
-      <w:t>2026-10-11</w:t>
+      <w:t>2026-10-12</w:t>
       <w:br/>
       <w:br/>
     </w:r>

--- a/tillsyn/A 24799-2026 tillsynsbegäran.docx
+++ b/tillsyn/A 24799-2026 tillsynsbegäran.docx
@@ -588,7 +588,7 @@
     <w:r>
       <w:tab/>
       <w:tab/>
-      <w:t>2026-10-12</w:t>
+      <w:t>2026-10-13</w:t>
       <w:br/>
       <w:br/>
     </w:r>

--- a/tillsyn/A 24799-2026 tillsynsbegäran.docx
+++ b/tillsyn/A 24799-2026 tillsynsbegäran.docx
@@ -588,7 +588,7 @@
     <w:r>
       <w:tab/>
       <w:tab/>
-      <w:t>2026-10-13</w:t>
+      <w:t>2026-10-14</w:t>
       <w:br/>
       <w:br/>
     </w:r>

--- a/tillsyn/A 24799-2026 tillsynsbegäran.docx
+++ b/tillsyn/A 24799-2026 tillsynsbegäran.docx
@@ -588,7 +588,7 @@
     <w:r>
       <w:tab/>
       <w:tab/>
-      <w:t>2026-10-14</w:t>
+      <w:t>2026-10-15</w:t>
       <w:br/>
       <w:br/>
     </w:r>

--- a/tillsyn/A 24799-2026 tillsynsbegäran.docx
+++ b/tillsyn/A 24799-2026 tillsynsbegäran.docx
@@ -588,7 +588,7 @@
     <w:r>
       <w:tab/>
       <w:tab/>
-      <w:t>2026-10-15</w:t>
+      <w:t>2026-10-16</w:t>
       <w:br/>
       <w:br/>
     </w:r>

--- a/tillsyn/A 24799-2026 tillsynsbegäran.docx
+++ b/tillsyn/A 24799-2026 tillsynsbegäran.docx
@@ -588,7 +588,7 @@
     <w:r>
       <w:tab/>
       <w:tab/>
-      <w:t>2026-10-16</w:t>
+      <w:t>2026-10-17</w:t>
       <w:br/>
       <w:br/>
     </w:r>

--- a/tillsyn/A 24799-2026 tillsynsbegäran.docx
+++ b/tillsyn/A 24799-2026 tillsynsbegäran.docx
@@ -588,7 +588,7 @@
     <w:r>
       <w:tab/>
       <w:tab/>
-      <w:t>2026-10-17</w:t>
+      <w:t>2026-10-18</w:t>
       <w:br/>
       <w:br/>
     </w:r>

--- a/tillsyn/A 24799-2026 tillsynsbegäran.docx
+++ b/tillsyn/A 24799-2026 tillsynsbegäran.docx
@@ -588,7 +588,7 @@
     <w:r>
       <w:tab/>
       <w:tab/>
-      <w:t>2026-10-18</w:t>
+      <w:t>2026-10-19</w:t>
       <w:br/>
       <w:br/>
     </w:r>

--- a/tillsyn/A 24799-2026 tillsynsbegäran.docx
+++ b/tillsyn/A 24799-2026 tillsynsbegäran.docx
@@ -22,7 +22,7 @@
       <w:r>
         <w:drawing>
           <wp:inline xmlns:a="http://schemas.openxmlformats.org/drawingml/2006/main" xmlns:pic="http://schemas.openxmlformats.org/drawingml/2006/picture">
-            <wp:extent cx="5486400" cy="5612719"/>
+            <wp:extent cx="5369710" cy="5724000"/>
             <wp:docPr id="1" name="Picture 1"/>
             <wp:cNvGraphicFramePr>
               <a:graphicFrameLocks noChangeAspect="1"/>
@@ -43,7 +43,7 @@
                   <pic:spPr>
                     <a:xfrm>
                       <a:off x="0" y="0"/>
-                      <a:ext cx="5486400" cy="5612719"/>
+                      <a:ext cx="5369710" cy="5724000"/>
                     </a:xfrm>
                     <a:prstGeom prst="rect"/>
                   </pic:spPr>
@@ -60,12 +60,12 @@
         <w:spacing w:after="240"/>
       </w:pPr>
       <w:r>
-        <w:t>Figur 1. Fyndplatser för naturvårdsarter i avverkningsanmälan. Markörer utan svart kant är placerade på fyndplatsen. Markörer med svart kant är placerade vid sidan av fyndplatsen och har ett svart streck som visar fyndplatsens exakta position. Kartans mittpunktskoordinat är N 6557147, E 660351 i SWEREF 99 TM.</w:t>
+        <w:t>Figur 1. Fyndplatser för naturvårdsarter i och inom 20 meter från avverkningsanmälan. Markörer utan svart kant är placerade på fyndplatsen. Markörer med svart kant är placerade vid sidan av fyndplatsen och har ett svart streck som visar fyndplatsens exakta position. Kartans mittpunktskoordinat är N 6557147, E 660351 i SWEREF 99 TM.</w:t>
       </w:r>
     </w:p>
     <w:p>
       <w:r>
-        <w:t>I avverkningsanmälan finns fynd av 2 naturvårdsarter, varav 1 är fridlyst, 2 är typiska (T) och 1 är signalart (S): mindre märgborre (S, T) och spillkråka (T, §4). Se Figur 1.</w:t>
+        <w:t>I och inom 20 meter från avverkningsanmälan finns fynd av 4 naturvårdsarter, varav 1 är rödlistad, 3 är fridlysta, 3 är typiska (T) och 1 är signalart (S): gulsparv (NT, §4), mindre märgborre (S, T), spillkråka (T, §4) och tofsmes (T, §4). Se Figur 1.</w:t>
       </w:r>
     </w:p>
     <w:p>
@@ -155,6 +155,26 @@
       </w:r>
       <w:r>
         <w:t>. Den behöver grova träd, främst tall, asp och bok som boträd. Skogsbruk med korta omloppstider och täta, homogena ungskogar utgör det största hotet. Spillkråka är en nyckelart i skogliga miljöer vars övergivna bohål utnyttjas av flera andra hålhäckande fågelarter och fladdermöss, däribland pärluggla (EN, §4), knipa (§4), salskrake (§4) och skogsduva (§4). Hökuggla (VU, §4) och slaguggla (§4) häckar ofta i högstubbar som brutits av i höjd med ett gammalt spillkråkebo (SLU Artdatabanken, 2026; Skogsstyrelsen, 2016).</w:t>
+      </w:r>
+    </w:p>
+    <w:p>
+      <w:r>
+        <w:rPr>
+          <w:b/>
+        </w:rPr>
+        <w:t>Tofsmes (§4)</w:t>
+      </w:r>
+      <w:r>
+        <w:t xml:space="preserve"> häckar i barr- och blandskog, främst i tallskog. Tofsmes är typisk art för </w:t>
+      </w:r>
+      <w:r>
+        <w:rPr>
+          <w:i/>
+        </w:rPr>
+        <w:t xml:space="preserve">9010 Taiga </w:t>
+      </w:r>
+      <w:r>
+        <w:t>(SLU Artdatabanken, 2025).</w:t>
       </w:r>
     </w:p>
     <w:p>
@@ -588,7 +608,7 @@
     <w:r>
       <w:tab/>
       <w:tab/>
-      <w:t>2026-10-19</w:t>
+      <w:t>2026-10-20</w:t>
       <w:br/>
       <w:br/>
     </w:r>

--- a/tillsyn/A 24799-2026 tillsynsbegäran.docx
+++ b/tillsyn/A 24799-2026 tillsynsbegäran.docx
@@ -608,7 +608,7 @@
     <w:r>
       <w:tab/>
       <w:tab/>
-      <w:t>2026-10-20</w:t>
+      <w:t>2026-10-21</w:t>
       <w:br/>
       <w:br/>
     </w:r>

--- a/tillsyn/A 24799-2026 tillsynsbegäran.docx
+++ b/tillsyn/A 24799-2026 tillsynsbegäran.docx
@@ -608,7 +608,7 @@
     <w:r>
       <w:tab/>
       <w:tab/>
-      <w:t>2026-10-21</w:t>
+      <w:t>2026-10-22</w:t>
       <w:br/>
       <w:br/>
     </w:r>

--- a/tillsyn/A 24799-2026 tillsynsbegäran.docx
+++ b/tillsyn/A 24799-2026 tillsynsbegäran.docx
@@ -608,7 +608,7 @@
     <w:r>
       <w:tab/>
       <w:tab/>
-      <w:t>2026-10-22</w:t>
+      <w:t>2026-10-23</w:t>
       <w:br/>
       <w:br/>
     </w:r>

--- a/tillsyn/A 24799-2026 tillsynsbegäran.docx
+++ b/tillsyn/A 24799-2026 tillsynsbegäran.docx
@@ -608,7 +608,7 @@
     <w:r>
       <w:tab/>
       <w:tab/>
-      <w:t>2026-10-23</w:t>
+      <w:t>2026-10-24</w:t>
       <w:br/>
       <w:br/>
     </w:r>

--- a/tillsyn/A 24799-2026 tillsynsbegäran.docx
+++ b/tillsyn/A 24799-2026 tillsynsbegäran.docx
@@ -608,7 +608,7 @@
     <w:r>
       <w:tab/>
       <w:tab/>
-      <w:t>2026-10-24</w:t>
+      <w:t>2026-10-25</w:t>
       <w:br/>
       <w:br/>
     </w:r>

--- a/tillsyn/A 24799-2026 tillsynsbegäran.docx
+++ b/tillsyn/A 24799-2026 tillsynsbegäran.docx
@@ -608,7 +608,7 @@
     <w:r>
       <w:tab/>
       <w:tab/>
-      <w:t>2026-10-25</w:t>
+      <w:t>2026-10-26</w:t>
       <w:br/>
       <w:br/>
     </w:r>

--- a/tillsyn/A 24799-2026 tillsynsbegäran.docx
+++ b/tillsyn/A 24799-2026 tillsynsbegäran.docx
@@ -608,7 +608,7 @@
     <w:r>
       <w:tab/>
       <w:tab/>
-      <w:t>2026-10-26</w:t>
+      <w:t>2026-10-27</w:t>
       <w:br/>
       <w:br/>
     </w:r>

--- a/tillsyn/A 24799-2026 tillsynsbegäran.docx
+++ b/tillsyn/A 24799-2026 tillsynsbegäran.docx
@@ -608,7 +608,7 @@
     <w:r>
       <w:tab/>
       <w:tab/>
-      <w:t>2026-10-27</w:t>
+      <w:t>2026-10-28</w:t>
       <w:br/>
       <w:br/>
     </w:r>

--- a/tillsyn/A 24799-2026 tillsynsbegäran.docx
+++ b/tillsyn/A 24799-2026 tillsynsbegäran.docx
@@ -608,7 +608,7 @@
     <w:r>
       <w:tab/>
       <w:tab/>
-      <w:t>2026-10-28</w:t>
+      <w:t>2026-10-29</w:t>
       <w:br/>
       <w:br/>
     </w:r>

--- a/tillsyn/A 24799-2026 tillsynsbegäran.docx
+++ b/tillsyn/A 24799-2026 tillsynsbegäran.docx
@@ -608,7 +608,7 @@
     <w:r>
       <w:tab/>
       <w:tab/>
-      <w:t>2026-10-29</w:t>
+      <w:t>2026-10-31</w:t>
       <w:br/>
       <w:br/>
     </w:r>
